--- a/BDNeuro-MRI_MethodsX_Revised_TrackedChanges.docx
+++ b/BDNeuro-MRI_MethodsX_Revised_TrackedChanges.docx
@@ -69,7 +69,7 @@
         </w:rPr>
       </w:pPr>
       <w:r>
-        <w:t>A Duplicate-Screened Data Curation and Preprocessing Pipeline for Building a Bangladeshi Clinical Brain Tumor MRI Classification Dataset</w:t>
+        <w:t>BDNeuro-MRI: A Bangladeshi Clinical Brain Tumor MRI Dataset for Four-Class Deep Learning Classification</w:t>
       </w:r>
     </w:p>
     <w:p>
@@ -497,21 +497,7 @@
         <w:rPr>
           <w:color w:val="000000"/>
         </w:rPr>
-        <w:t xml:space="preserve">This dataset contains 5,941 brain MRI images spanning four diagnostic classes: glioma, meningioma, pituitary tumor, and no tumor, collected from Epic Health Care, Chittagong, Bangladesh (Ethics Ref: EHC/CARD/2025/0047) under the supervision of a consultant neurologist. From an initial pool of 11,148 clinically sourced images, 833 exact duplicates (MD5 hash) and 4,374 near-duplicates (perceptual hashing, </w:t>
-      </w:r>
-      <w:proofErr w:type="gramStart"/>
-      <w:r>
-        <w:rPr>
-          <w:color w:val="000000"/>
-        </w:rPr>
-        <w:t>Hamming</w:t>
-      </w:r>
-      <w:proofErr w:type="gramEnd"/>
-      <w:r>
-        <w:rPr>
-          <w:color w:val="000000"/>
-        </w:rPr>
-        <w:t xml:space="preserve"> distance ≤ 5) were identified and removed before splitting, eliminating hidden train/test leakage largely unaddressed in existing public brain tumor MRI collections. All images were fully anonymized prior to release. The cleaned dataset is partitioned into training (4,160 images, 70%), validation (892 images, 15%), and test (889 images, 15%) sets using per-class stratified sampling, with zero cross-split overlap confirmed by content hash. A documented preprocessing pipeline resizes all images to 224×224 pixels, applies training-only augmentation (rotation, flipping, affine translation, and resized cropping), and performs channel-wise normalization. Seven deep-learning architectures, including CNN, Vision Transformer, Hybrid CNN–ViT, and frozen/fine-tuned ResNet50 and DenseNet121, were benchmarked to confirm the dataset is learnable and leakage-free. The dataset follows the ImageFolder convention and is publicly available on Mendeley Data (DOI: 10.17632/zwr4ntf94j.7). To our knowledge, this is the first duplicate-verified, institutionally sourced brain tumor MRI dataset from a Bangladeshi clinical setting.</w:t>
+        <w:t>This dataset contains 5,941 brain MRI images spanning four diagnostic classes: glioma, meningioma, pituitary tumor, and no tumor, collected from Epic Health Care, Chittagong, Bangladesh (Ethics Ref: EHC/CARD/2025/0047) under the supervision of a consultant neurologist. From an initial pool of 11,148 clinically sourced images, 833 exact duplicates (MD5 hash) and 4,374 near-duplicates (perceptual hashing, Hamming distance ≤ 5) were identified and removed before splitting, eliminating hidden train/test leakage largely unaddressed in existing public brain tumor MRI collections. All images were fully anonymized prior to release. The cleaned dataset is partitioned into training (4,160 images, 70%), validation (892 images, 15%), and test (889 images, 15%) sets using per-class stratified sampling, with zero cross-split overlap confirmed by content hash. A documented preprocessing pipeline resizes all images to 224×224 pixels, applies training-only augmentation (rotation, flipping, affine translation, and resized cropping), and performs channel-wise normalization. Seven deep-learning architectures, including CNN, Vision Transformer, Hybrid CNN–ViT, and frozen/fine-tuned ResNet50 and DenseNet121, were benchmarked to confirm the dataset is learnable and leakage-free. The dataset follows the ImageFolder convention and is publicly available on Mendeley Data (DOI: 10.17632/zwr4ntf94j.7). To our knowledge, this is the first duplicate-verified, institutionally sourced brain tumor MRI dataset from a Bangladeshi clinical setting.</w:t>
       </w:r>
     </w:p>
     <w:p>
@@ -916,23 +902,7 @@
                 <w:color w:val="000000"/>
                 <w:sz w:val="20"/>
               </w:rPr>
-              <w:t xml:space="preserve"> (no registration required). Preprocessing implemented in Python 3 using </w:t>
-            </w:r>
-            <w:proofErr w:type="gramStart"/>
-            <w:r>
-              <w:rPr>
-                <w:color w:val="000000"/>
-                <w:sz w:val="20"/>
-              </w:rPr>
-              <w:t>torchvision.transforms</w:t>
-            </w:r>
-            <w:proofErr w:type="gramEnd"/>
-            <w:r>
-              <w:rPr>
-                <w:color w:val="000000"/>
-                <w:sz w:val="20"/>
-              </w:rPr>
-              <w:t xml:space="preserve"> and PyTorch DataLoader.</w:t>
+              <w:t xml:space="preserve"> (no registration required). Preprocessing implemented in Python 3 using torchvision.transforms and PyTorch DataLoader.</w:t>
             </w:r>
           </w:p>
         </w:tc>
@@ -995,7 +965,19 @@
         <w:rPr>
           <w:color w:val="000000"/>
         </w:rPr>
-        <w:t xml:space="preserve">. However, the reliability of these results depends critically on how the underlying dataset was curated. A particularly under-reported failure mode is hidden train/test leakage caused by exact or near-duplicate images — re-exported, re-compressed, or minimally cropped copies of the same scan — being distributed across both splits of a released dataset, which can inflate reported performance without reflecting genuine generalization. Systematic reviews of the field converge on related, unresolved issues: dataset bias, limited cross-institutional generalizability, and inconsistent evaluation protocols </w:t>
+        <w:t>. However, the reliability of these results depends critically on how the underlying dataset was curated. A particularly under-reported failure mode is hidden train/test leakage caused by exact or near-duplicate images</w:t>
+      </w:r>
+      <w:r>
+        <w:rPr>
+          <w:color w:val="000000"/>
+        </w:rPr>
+        <w:t xml:space="preserve"> </w:t>
+      </w:r>
+      <w:r>
+        <w:rPr>
+          <w:color w:val="000000"/>
+        </w:rPr>
+        <w:t xml:space="preserve">re-exported, re-compressed, or minimally cropped copies of the same scan being distributed across both splits of a released dataset, which can inflate reported performance without reflecting genuine generalization. Systematic reviews of the field converge on related, unresolved issues: dataset bias, limited cross-institutional generalizability, and inconsistent evaluation protocols </w:t>
       </w:r>
       <w:hyperlink w:anchor="ref4" w:history="1">
         <w:r>
@@ -1058,7 +1040,7 @@
           <w:color w:val="000000"/>
         </w:rPr>
         <w:lastRenderedPageBreak/>
-        <w:t>method — covering clinical sourcing under ethics clearance, systematic duplicate screening, stratified splitting with leakage verification, and a fully specified preprocessing/augmentation pipeline — that other groups can apply when building similar clinical imaging datasets, whether or not they use our specific dataset. We demonstrate the method on a Bangladeshi clinical MRI pool, producing the BDNeuro-MRI dataset as a worked example and validating it with seven benchmarked deep-learning architectures.</w:t>
+        <w:t>method covering clinical sourcing under ethics clearance, systematic duplicate screening, stratified splitting with leakage verification, and a fully specified preprocessing/augmentation pipeline that other groups can apply when building similar clinical imaging datasets, whether or not they use our specific dataset. We demonstrate the method on a Bangladeshi clinical MRI pool, producing the BDNeuro-MRI dataset as a worked example and validating it with seven benchmarked deep-learning architectures.</w:t>
       </w:r>
     </w:p>
     <w:p>
@@ -1182,21 +1164,7 @@
         <w:rPr>
           <w:color w:val="000000"/>
         </w:rPr>
-        <w:t xml:space="preserve">an MD5 content hash is computed for every image; byte-identical files are flagged and all but one copy </w:t>
-      </w:r>
-      <w:proofErr w:type="gramStart"/>
-      <w:r>
-        <w:rPr>
-          <w:color w:val="000000"/>
-        </w:rPr>
-        <w:t>are</w:t>
-      </w:r>
-      <w:proofErr w:type="gramEnd"/>
-      <w:r>
-        <w:rPr>
-          <w:color w:val="000000"/>
-        </w:rPr>
-        <w:t xml:space="preserve"> removed. This step identified and removed 833 exact duplicates.</w:t>
+        <w:t>an MD5 content hash is computed for every image; byte-identical files are flagged and all but one copy are removed. This step identified and removed 833 exact duplicates.</w:t>
       </w:r>
     </w:p>
     <w:p>
@@ -1707,21 +1675,7 @@
         <w:rPr>
           <w:color w:val="000000"/>
         </w:rPr>
-        <w:t xml:space="preserve">All retained images are passed through a standardized four-stage preprocessing pipeline, implemented in Python using the </w:t>
-      </w:r>
-      <w:proofErr w:type="gramStart"/>
-      <w:r>
-        <w:rPr>
-          <w:color w:val="000000"/>
-        </w:rPr>
-        <w:t>torchvision.transforms</w:t>
-      </w:r>
-      <w:proofErr w:type="gramEnd"/>
-      <w:r>
-        <w:rPr>
-          <w:color w:val="000000"/>
-        </w:rPr>
-        <w:t xml:space="preserve"> module and applied on-the-fly via a PyTorch DataLoader (batch size 16, four parallel worker processes). The pipeline is illustrated in Figure 1.</w:t>
+        <w:t>All retained images are passed through a standardized four-stage preprocessing pipeline, implemented in Python using the torchvision.transforms module and applied on-the-fly via a PyTorch DataLoader (batch size 16, four parallel worker processes). The pipeline is illustrated in Figure 1.</w:t>
       </w:r>
     </w:p>
     <w:p>
@@ -1850,19 +1804,11 @@
         </w:rPr>
         <w:t xml:space="preserve">Stage 3 — Tensor conversion: </w:t>
       </w:r>
-      <w:proofErr w:type="gramStart"/>
-      <w:r>
-        <w:rPr>
-          <w:color w:val="000000"/>
-        </w:rPr>
-        <w:t>transforms.ToTensor</w:t>
-      </w:r>
-      <w:proofErr w:type="gramEnd"/>
-      <w:r>
-        <w:rPr>
-          <w:color w:val="000000"/>
-        </w:rPr>
-        <w:t>() reorders dimensions to the PyTorch convention and rescales pixel values from [0,255] to [0.0,1.0]. Grayscale images are broadcast to three channels.</w:t>
+      <w:r>
+        <w:rPr>
+          <w:color w:val="000000"/>
+        </w:rPr>
+        <w:t>transforms.ToTensor() reorders dimensions to the PyTorch convention and rescales pixel values from [0,255] to [0.0,1.0]. Grayscale images are broadcast to three channels.</w:t>
       </w:r>
     </w:p>
     <w:p>
@@ -1882,47 +1828,11 @@
         </w:rPr>
         <w:t xml:space="preserve">Stage 4 — Channel-wise normalization: </w:t>
       </w:r>
-      <w:proofErr w:type="gramStart"/>
-      <w:r>
-        <w:rPr>
-          <w:color w:val="000000"/>
-        </w:rPr>
-        <w:t>transforms.Normalize</w:t>
-      </w:r>
-      <w:proofErr w:type="gramEnd"/>
-      <w:r>
-        <w:rPr>
-          <w:color w:val="000000"/>
-        </w:rPr>
-        <w:t>(mean</w:t>
-      </w:r>
-      <w:proofErr w:type="gramStart"/>
-      <w:r>
-        <w:rPr>
-          <w:color w:val="000000"/>
-        </w:rPr>
-        <w:t>=[</w:t>
-      </w:r>
-      <w:proofErr w:type="gramEnd"/>
-      <w:r>
-        <w:rPr>
-          <w:color w:val="000000"/>
-        </w:rPr>
-        <w:t>0.5,0.5,0.5], std</w:t>
-      </w:r>
-      <w:proofErr w:type="gramStart"/>
-      <w:r>
-        <w:rPr>
-          <w:color w:val="000000"/>
-        </w:rPr>
-        <w:t>=[</w:t>
-      </w:r>
-      <w:proofErr w:type="gramEnd"/>
-      <w:r>
-        <w:rPr>
-          <w:color w:val="000000"/>
-        </w:rPr>
-        <w:t>0.5,0.5,0.5]) maps the [0.0,1.0] range to [−1.0,1.0]. Identical parameters are applied to all three branches.</w:t>
+      <w:r>
+        <w:rPr>
+          <w:color w:val="000000"/>
+        </w:rPr>
+        <w:t>transforms.Normalize(mean=[0.5,0.5,0.5], std=[0.5,0.5,0.5]) maps the [0.0,1.0] range to [−1.0,1.0]. Identical parameters are applied to all three branches.</w:t>
       </w:r>
     </w:p>
     <w:p>
@@ -2249,40 +2159,22 @@
                 <w:b/>
                 <w:sz w:val="18"/>
               </w:rPr>
-              <w:t xml:space="preserve">Width </w:t>
-            </w:r>
-            <w:proofErr w:type="gramStart"/>
+              <w:t>Width mean</w:t>
+            </w:r>
+          </w:p>
+        </w:tc>
+        <w:tc>
+          <w:tcPr>
+            <w:tcW w:w="1495" w:type="dxa"/>
+          </w:tcPr>
+          <w:p>
             <w:r>
               <w:rPr>
                 <w:b/>
                 <w:sz w:val="18"/>
               </w:rPr>
-              <w:t>mean</w:t>
-            </w:r>
-            <w:proofErr w:type="gramEnd"/>
-          </w:p>
-        </w:tc>
-        <w:tc>
-          <w:tcPr>
-            <w:tcW w:w="1495" w:type="dxa"/>
-          </w:tcPr>
-          <w:p>
-            <w:r>
-              <w:rPr>
-                <w:b/>
-                <w:sz w:val="18"/>
-              </w:rPr>
-              <w:t xml:space="preserve">Height </w:t>
-            </w:r>
-            <w:proofErr w:type="gramStart"/>
-            <w:r>
-              <w:rPr>
-                <w:b/>
-                <w:sz w:val="18"/>
-              </w:rPr>
-              <w:t>mean</w:t>
-            </w:r>
-            <w:proofErr w:type="gramEnd"/>
+              <w:t>Height mean</w:t>
+            </w:r>
           </w:p>
         </w:tc>
         <w:tc>
@@ -3830,7 +3722,7 @@
         <w:rPr>
           <w:color w:val="000000"/>
         </w:rPr>
-        <w:t>Fine-tuned pretrained models achieved the strongest performance (DenseNet121: 98.31% accuracy; ResNet50: 97.08%), and frozen DenseNet121 (87.06%) outperformed the from-scratch CNN (84.70%), while frozen ResNet50 (80.31%) trailed both. This ordering — fine-tuned &gt; frozen pretrained ≈ from-scratch CNN &gt; from-scratch transformer — is consistent with expectations for a leakage-free dataset of this scale, supporting the conclusion that the duplicate-screening and splitting method (Steps 2–3) removed hidden leakage without leaving the resulting task trivially easy or unlearnable.</w:t>
+        <w:t>Fine-tuned pretrained models achieved the strongest performance (DenseNet121: 98.31% accuracy; ResNet50: 97.08%), and frozen DenseNet121 (87.06%) outperformed the from-scratch CNN (84.70%), while frozen ResNet50 (80.31%) trailed both. This ordering fine-tuned &gt; frozen pretrained ≈ from-scratch CNN &gt; from-scratch transformer is consistent with expectations for a leakage-free dataset of this scale, supporting the conclusion that the duplicate-screening and splitting method (Steps 2–3) removed hidden leakage without leaving the resulting task trivially easy or unlearnable.</w:t>
       </w:r>
     </w:p>
     <w:p>
@@ -7839,6 +7731,7 @@
     <w:rsid w:val="00384246"/>
     <w:rsid w:val="003A0EEF"/>
     <w:rsid w:val="004278DE"/>
+    <w:rsid w:val="00440F64"/>
     <w:rsid w:val="0055327A"/>
     <w:rsid w:val="00556EBF"/>
     <w:rsid w:val="00570EE3"/>
@@ -7847,6 +7740,7 @@
     <w:rsid w:val="005A1408"/>
     <w:rsid w:val="005D7E5D"/>
     <w:rsid w:val="005E7D1A"/>
+    <w:rsid w:val="006630EE"/>
     <w:rsid w:val="006665C5"/>
     <w:rsid w:val="00682105"/>
     <w:rsid w:val="00692F52"/>
@@ -8650,6 +8544,16 @@
 </file>
 
 <file path=customXml/item1.xml><?xml version="1.0" encoding="utf-8"?>
+<p:properties xmlns:p="http://schemas.microsoft.com/office/2006/metadata/properties" xmlns:xsi="http://www.w3.org/2001/XMLSchema-instance" xmlns:pc="http://schemas.microsoft.com/office/infopath/2007/PartnerControls">
+  <documentManagement/>
+</p:properties>
+</file>
+
+<file path=customXml/item2.xml><?xml version="1.0" encoding="utf-8"?>
+<b:Sources xmlns:b="http://schemas.openxmlformats.org/officeDocument/2006/bibliography" xmlns="http://schemas.openxmlformats.org/officeDocument/2006/bibliography" SelectedStyle="\APASixthEditionOfficeOnline.xsl" StyleName="APA" Version="6"/>
+</file>
+
+<file path=customXml/item3.xml><?xml version="1.0" encoding="utf-8"?>
 <ct:contentTypeSchema xmlns:ct="http://schemas.microsoft.com/office/2006/metadata/contentType" xmlns:ma="http://schemas.microsoft.com/office/2006/metadata/properties/metaAttributes" ct:_="" ma:_="" ma:contentTypeName="Document" ma:contentTypeID="0x0101007D4909F175841149AE1F7DB5073A863F" ma:contentTypeVersion="11" ma:contentTypeDescription="Create a new document." ma:contentTypeScope="" ma:versionID="97dcded1e2b6363303a3d67bb392a04a">
   <xsd:schema xmlns:xsd="http://www.w3.org/2001/XMLSchema" xmlns:xs="http://www.w3.org/2001/XMLSchema" xmlns:p="http://schemas.microsoft.com/office/2006/metadata/properties" xmlns:ns2="a25a7c32-a7b9-4d76-816d-52913f8652c0" xmlns:ns3="b88e4680-7131-4829-8a84-32a250e5a203" targetNamespace="http://schemas.microsoft.com/office/2006/metadata/properties" ma:root="true" ma:fieldsID="4a955dbe1b03eaafa2294b2e832514e0" ns2:_="" ns3:_="">
     <xsd:import namespace="a25a7c32-a7b9-4d76-816d-52913f8652c0"/>
@@ -8860,16 +8764,6 @@
 </ct:contentTypeSchema>
 </file>
 
-<file path=customXml/item2.xml><?xml version="1.0" encoding="utf-8"?>
-<b:Sources xmlns:b="http://schemas.openxmlformats.org/officeDocument/2006/bibliography" xmlns="http://schemas.openxmlformats.org/officeDocument/2006/bibliography" SelectedStyle="\APASixthEditionOfficeOnline.xsl" StyleName="APA" Version="6"/>
-</file>
-
-<file path=customXml/item3.xml><?xml version="1.0" encoding="utf-8"?>
-<p:properties xmlns:p="http://schemas.microsoft.com/office/2006/metadata/properties" xmlns:xsi="http://www.w3.org/2001/XMLSchema-instance" xmlns:pc="http://schemas.microsoft.com/office/infopath/2007/PartnerControls">
-  <documentManagement/>
-</p:properties>
-</file>
-
 <file path=customXml/item4.xml><?xml version="1.0" encoding="utf-8"?>
 <?mso-contentType ?>
 <FormTemplates xmlns="http://schemas.microsoft.com/sharepoint/v3/contenttype/forms">
@@ -8880,6 +8774,23 @@
 </file>
 
 <file path=customXml/itemProps1.xml><?xml version="1.0" encoding="utf-8"?>
+<ds:datastoreItem xmlns:ds="http://schemas.openxmlformats.org/officeDocument/2006/customXml" ds:itemID="{00B47EA4-1A4B-4AD6-886D-45BB3B785466}">
+  <ds:schemaRefs>
+    <ds:schemaRef ds:uri="http://schemas.microsoft.com/office/2006/metadata/properties"/>
+    <ds:schemaRef ds:uri="http://schemas.microsoft.com/office/infopath/2007/PartnerControls"/>
+  </ds:schemaRefs>
+</ds:datastoreItem>
+</file>
+
+<file path=customXml/itemProps2.xml><?xml version="1.0" encoding="utf-8"?>
+<ds:datastoreItem xmlns:ds="http://schemas.openxmlformats.org/officeDocument/2006/customXml" ds:itemID="{8B77111A-4233-42A9-8C76-39682D27C37A}">
+  <ds:schemaRefs>
+    <ds:schemaRef ds:uri="http://schemas.openxmlformats.org/officeDocument/2006/bibliography"/>
+  </ds:schemaRefs>
+</ds:datastoreItem>
+</file>
+
+<file path=customXml/itemProps3.xml><?xml version="1.0" encoding="utf-8"?>
 <ds:datastoreItem xmlns:ds="http://schemas.openxmlformats.org/officeDocument/2006/customXml" ds:itemID="{38EA6E14-8C08-4FE8-8E34-4CA1C575FFD9}">
   <ds:schemaRefs>
     <ds:schemaRef ds:uri="http://schemas.microsoft.com/office/2006/metadata/contentType"/>
@@ -8898,23 +8809,6 @@
 </ds:datastoreItem>
 </file>
 
-<file path=customXml/itemProps2.xml><?xml version="1.0" encoding="utf-8"?>
-<ds:datastoreItem xmlns:ds="http://schemas.openxmlformats.org/officeDocument/2006/customXml" ds:itemID="{8B77111A-4233-42A9-8C76-39682D27C37A}">
-  <ds:schemaRefs>
-    <ds:schemaRef ds:uri="http://schemas.openxmlformats.org/officeDocument/2006/bibliography"/>
-  </ds:schemaRefs>
-</ds:datastoreItem>
-</file>
-
-<file path=customXml/itemProps3.xml><?xml version="1.0" encoding="utf-8"?>
-<ds:datastoreItem xmlns:ds="http://schemas.openxmlformats.org/officeDocument/2006/customXml" ds:itemID="{00B47EA4-1A4B-4AD6-886D-45BB3B785466}">
-  <ds:schemaRefs>
-    <ds:schemaRef ds:uri="http://schemas.microsoft.com/office/2006/metadata/properties"/>
-    <ds:schemaRef ds:uri="http://schemas.microsoft.com/office/infopath/2007/PartnerControls"/>
-  </ds:schemaRefs>
-</ds:datastoreItem>
-</file>
-
 <file path=customXml/itemProps4.xml><?xml version="1.0" encoding="utf-8"?>
 <ds:datastoreItem xmlns:ds="http://schemas.openxmlformats.org/officeDocument/2006/customXml" ds:itemID="{19742D72-A08E-4160-A4B2-C637971C4958}">
   <ds:schemaRefs>
